--- a/3-G-3/17-week-17/5-Quiz/1- Computer Final Exam G3.docx
+++ b/3-G-3/17-week-17/5-Quiz/1- Computer Final Exam G3.docx
@@ -441,7 +441,7 @@
               <w:spacing w:line="276" w:lineRule="auto"/>
               <w:jc w:val="right"/>
               <w:rPr>
-                <w:rFonts w:cs="AL-Mohanad" w:hint="cs"/>
+                <w:rFonts w:cs="AL-Mohanad"/>
                 <w:b/>
                 <w:bCs/>
                 <w:lang w:bidi="ar-EG"/>
@@ -453,7 +453,7 @@
               <w:spacing w:line="276" w:lineRule="auto"/>
               <w:jc w:val="right"/>
               <w:rPr>
-                <w:rFonts w:cs="AL-Mohanad" w:hint="cs"/>
+                <w:rFonts w:cs="AL-Mohanad"/>
                 <w:b/>
                 <w:bCs/>
                 <w:rtl/>
@@ -1086,7 +1086,7 @@
                 </mc:Choice>
                 <mc:Fallback>
                   <w:pict>
-                    <v:shapetype w14:anchorId="36745DD1" id="_x0000_t32" coordsize="21600,21600" o:spt="32" o:oned="t" path="m,l21600,21600e" filled="f">
+                    <v:shapetype w14:anchorId="4D98750D" id="_x0000_t32" coordsize="21600,21600" o:spt="32" o:oned="t" path="m,l21600,21600e" filled="f">
                       <v:path arrowok="t" fillok="f" o:connecttype="none"/>
                       <o:lock v:ext="edit" shapetype="t"/>
                     </v:shapetype>
@@ -1425,7 +1425,7 @@
                 </mc:Choice>
                 <mc:Fallback>
                   <w:pict>
-                    <v:shape w14:anchorId="040C7BB5" id="AutoShape 6" o:spid="_x0000_s1026" type="#_x0000_t32" style="position:absolute;left:0;text-align:left;margin-left:-384.1pt;margin-top:7.5pt;width:126pt;height:0;flip:x;z-index:251656704;visibility:visible;mso-wrap-style:square;mso-width-percent:0;mso-height-percent:0;mso-wrap-distance-left:9pt;mso-wrap-distance-top:-3e-5mm;mso-wrap-distance-right:9pt;mso-wrap-distance-bottom:-3e-5mm;mso-position-horizontal:absolute;mso-position-horizontal-relative:text;mso-position-vertical:absolute;mso-position-vertical-relative:text;mso-width-percent:0;mso-height-percent:0;mso-width-relative:page;mso-height-relative:page" o:gfxdata="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" strokecolor="#f2f2f2" strokeweight="3pt">
+                    <v:shape w14:anchorId="2D02AA13" id="AutoShape 6" o:spid="_x0000_s1026" type="#_x0000_t32" style="position:absolute;left:0;text-align:left;margin-left:-384.1pt;margin-top:7.5pt;width:126pt;height:0;flip:x;z-index:251656704;visibility:visible;mso-wrap-style:square;mso-width-percent:0;mso-height-percent:0;mso-wrap-distance-left:9pt;mso-wrap-distance-top:-3e-5mm;mso-wrap-distance-right:9pt;mso-wrap-distance-bottom:-3e-5mm;mso-position-horizontal:absolute;mso-position-horizontal-relative:text;mso-position-vertical:absolute;mso-position-vertical-relative:text;mso-width-percent:0;mso-height-percent:0;mso-width-relative:page;mso-height-relative:page" o:gfxdata="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" strokecolor="#f2f2f2" strokeweight="3pt">
                       <v:shadow color="#7f7f7f [1601]" opacity=".5" offset="1pt"/>
                     </v:shape>
                   </w:pict>
@@ -1585,7 +1585,7 @@
             <w:pPr>
               <w:jc w:val="center"/>
               <w:rPr>
-                <w:rFonts w:cs="AL-Mohanad" w:hint="cs"/>
+                <w:rFonts w:cs="AL-Mohanad"/>
                 <w:b/>
                 <w:bCs/>
                 <w:sz w:val="18"/>
@@ -1707,7 +1707,7 @@
           </mc:Choice>
           <mc:Fallback>
             <w:pict>
-              <v:shapetype w14:anchorId="4A381E98" id="_x0000_t13" coordsize="21600,21600" o:spt="13" adj="16200,5400" path="m@0,l@0@1,0@1,0@2@0@2@0,21600,21600,10800xe">
+              <v:shapetype w14:anchorId="3BAFB523" id="_x0000_t13" coordsize="21600,21600" o:spt="13" adj="16200,5400" path="m@0,l@0@1,0@1,0@2@0@2@0,21600,21600,10800xe">
                 <v:stroke joinstyle="miter"/>
                 <v:formulas>
                   <v:f eqn="val #0"/>
@@ -2002,7 +2002,7 @@
                 <w:szCs w:val="36"/>
               </w:rPr>
               <w:drawing>
-                <wp:inline distT="0" distB="0" distL="0" distR="0" wp14:anchorId="183435CA" wp14:editId="43C55082">
+                <wp:inline distT="0" distB="0" distL="0" distR="0" wp14:anchorId="183435CA" wp14:editId="16F640D8">
                   <wp:extent cx="1477618" cy="1243248"/>
                   <wp:effectExtent l="0" t="0" r="8890" b="0"/>
                   <wp:docPr id="1035718243" name="Picture 7" descr="A close-up of a computer chip&#10;&#10;AI-generated content may be incorrect."/>
@@ -3597,13 +3597,13 @@
         <mc:AlternateContent>
           <mc:Choice Requires="wps">
             <w:drawing>
-              <wp:anchor distT="45720" distB="45720" distL="114300" distR="114300" simplePos="0" relativeHeight="251653632" behindDoc="0" locked="0" layoutInCell="1" allowOverlap="1" wp14:anchorId="7D6794E2" wp14:editId="23A0C183">
+              <wp:anchor distT="45720" distB="45720" distL="114300" distR="114300" simplePos="0" relativeHeight="251653632" behindDoc="0" locked="0" layoutInCell="1" allowOverlap="1" wp14:anchorId="7D6794E2" wp14:editId="38650825">
                 <wp:simplePos x="0" y="0"/>
                 <wp:positionH relativeFrom="column">
                   <wp:posOffset>1978660</wp:posOffset>
                 </wp:positionH>
                 <wp:positionV relativeFrom="paragraph">
-                  <wp:posOffset>138007</wp:posOffset>
+                  <wp:posOffset>144145</wp:posOffset>
                 </wp:positionV>
                 <wp:extent cx="2809875" cy="1404620"/>
                 <wp:effectExtent l="0" t="0" r="28575" b="24130"/>
@@ -3683,7 +3683,7 @@
           </mc:Choice>
           <mc:Fallback>
             <w:pict>
-              <v:shape w14:anchorId="7D6794E2" id="_x0000_s1028" type="#_x0000_t202" style="position:absolute;margin-left:155.8pt;margin-top:10.85pt;width:221.25pt;height:110.6pt;z-index:251653632;visibility:visible;mso-wrap-style:square;mso-width-percent:0;mso-height-percent:0;mso-wrap-distance-left:9pt;mso-wrap-distance-top:3.6pt;mso-wrap-distance-right:9pt;mso-wrap-distance-bottom:3.6pt;mso-position-horizontal:absolute;mso-position-horizontal-relative:text;mso-position-vertical:absolute;mso-position-vertical-relative:text;mso-width-percent:0;mso-height-percent:0;mso-width-relative:margin;mso-height-relative:margin;v-text-anchor:top" o:gfxdata="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">
+              <v:shape w14:anchorId="7D6794E2" id="_x0000_s1028" type="#_x0000_t202" style="position:absolute;margin-left:155.8pt;margin-top:11.35pt;width:221.25pt;height:110.6pt;z-index:251653632;visibility:visible;mso-wrap-style:square;mso-width-percent:0;mso-height-percent:0;mso-wrap-distance-left:9pt;mso-wrap-distance-top:3.6pt;mso-wrap-distance-right:9pt;mso-wrap-distance-bottom:3.6pt;mso-position-horizontal:absolute;mso-position-horizontal-relative:text;mso-position-vertical:absolute;mso-position-vertical-relative:text;mso-width-percent:0;mso-height-percent:0;mso-width-relative:margin;mso-height-relative:margin;v-text-anchor:top" o:gfxdata="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">
                 <v:textbox style="mso-fit-shape-to-text:t">
                   <w:txbxContent>
                     <w:p>
@@ -4769,6 +4769,7 @@
   <w:style w:type="character" w:default="1" w:styleId="DefaultParagraphFont">
     <w:name w:val="Default Paragraph Font"/>
     <w:uiPriority w:val="1"/>
+    <w:semiHidden/>
     <w:unhideWhenUsed/>
   </w:style>
   <w:style w:type="table" w:default="1" w:styleId="TableNormal">
